--- a/docx_resources/Вечірня-Утреня/В,У - Мінея/08-Серпень/13-__-віддання_Преображення.docx
+++ b/docx_resources/Вечірня-Утреня/В,У - Мінея/08-Серпень/13-__-віддання_Преображення.docx
@@ -138,6 +138,7 @@
         <w:rPr>
           <w:rFonts w:ascii="Times New Roman" w:hAnsi="Times New Roman" w:cs="Times New Roman"/>
           <w:b/>
+          <w:sz w:val="24"/>
         </w:rPr>
         <w:t>ВЕЧІРНЯ</w:t>
       </w:r>
@@ -1966,6 +1967,7 @@
           <w:b/>
           <w:i/>
           <w:color w:val="FF0000"/>
+          <w:sz w:val="24"/>
           <w:lang w:val="uk-UA"/>
         </w:rPr>
         <w:t>Вечірні молитви</w:t>
@@ -6025,6 +6027,7 @@
           <w:b/>
           <w:i/>
           <w:color w:val="FF0000"/>
+          <w:sz w:val="24"/>
           <w:lang w:val="uk-UA"/>
         </w:rPr>
         <w:t>Стихири</w:t>
@@ -7229,6 +7232,7 @@
           <w:b/>
           <w:i/>
           <w:color w:val="FF0000"/>
+          <w:sz w:val="24"/>
           <w:lang w:val="uk-UA"/>
         </w:rPr>
         <w:t>Прокімен</w:t>
@@ -7397,6 +7401,7 @@
           <w:b/>
           <w:i/>
           <w:color w:val="FF0000"/>
+          <w:sz w:val="24"/>
           <w:lang w:val="uk-UA"/>
         </w:rPr>
         <w:t>Сподоби, Господи</w:t>
@@ -7643,6 +7648,7 @@
           <w:b/>
           <w:i/>
           <w:color w:val="FF0000"/>
+          <w:sz w:val="24"/>
           <w:lang w:val="uk-UA"/>
         </w:rPr>
         <w:t xml:space="preserve">Прохальна </w:t>
@@ -7654,6 +7660,7 @@
           <w:b/>
           <w:i/>
           <w:color w:val="FF0000"/>
+          <w:sz w:val="24"/>
           <w:lang w:val="uk-UA"/>
         </w:rPr>
         <w:t>єктенія</w:t>
@@ -9517,6 +9524,7 @@
           <w:b/>
           <w:i/>
           <w:color w:val="FF0000"/>
+          <w:sz w:val="24"/>
           <w:lang w:val="uk-UA"/>
         </w:rPr>
         <w:t>Пісня Симеона</w:t>
@@ -9936,6 +9944,7 @@
           <w:b/>
           <w:i/>
           <w:color w:val="FF0000"/>
+          <w:sz w:val="24"/>
           <w:lang w:val="uk-UA"/>
         </w:rPr>
         <w:t>Тропарі</w:t>
@@ -10046,6 +10055,7 @@
           <w:b/>
           <w:i/>
           <w:color w:val="FF0000"/>
+          <w:sz w:val="24"/>
           <w:lang w:val="uk-UA"/>
         </w:rPr>
         <w:t>Єктенія</w:t>
@@ -10057,6 +10067,7 @@
           <w:b/>
           <w:i/>
           <w:color w:val="FF0000"/>
+          <w:sz w:val="24"/>
           <w:lang w:val="uk-UA"/>
         </w:rPr>
         <w:t xml:space="preserve"> усильного благання</w:t>
@@ -11210,6 +11221,7 @@
           <w:b/>
           <w:i/>
           <w:color w:val="FF0000"/>
+          <w:sz w:val="24"/>
           <w:lang w:val="uk-UA"/>
         </w:rPr>
         <w:lastRenderedPageBreak/>
@@ -11349,6 +11361,7 @@
         <w:rPr>
           <w:rFonts w:ascii="Times New Roman" w:hAnsi="Times New Roman" w:cs="Times New Roman"/>
           <w:b/>
+          <w:sz w:val="24"/>
         </w:rPr>
         <w:lastRenderedPageBreak/>
         <w:t>УТРЕНЯ</w:t>
@@ -14494,6 +14507,7 @@
           <w:b/>
           <w:i/>
           <w:color w:val="FF0000"/>
+          <w:sz w:val="24"/>
           <w:lang w:val="uk-UA"/>
         </w:rPr>
         <w:t>Утренні</w:t>
@@ -14505,6 +14519,7 @@
           <w:b/>
           <w:i/>
           <w:color w:val="FF0000"/>
+          <w:sz w:val="24"/>
           <w:lang w:val="uk-UA"/>
         </w:rPr>
         <w:t xml:space="preserve"> молитви</w:t>
@@ -17416,6 +17431,7 @@
           <w:b/>
           <w:i/>
           <w:color w:val="FF0000"/>
+          <w:sz w:val="24"/>
           <w:lang w:val="uk-UA"/>
         </w:rPr>
         <w:t>Бог Господь...</w:t>
@@ -17425,6 +17441,7 @@
           <w:rFonts w:ascii="Times New Roman" w:eastAsia="Times New Roman" w:hAnsi="Times New Roman" w:cs="Times New Roman"/>
           <w:i/>
           <w:color w:val="FF0000"/>
+          <w:sz w:val="24"/>
           <w:lang w:val="uk-UA"/>
         </w:rPr>
         <w:t xml:space="preserve"> (</w:t>
@@ -17435,6 +17452,7 @@
           <w:rFonts w:ascii="Times New Roman" w:eastAsia="Times New Roman" w:hAnsi="Times New Roman" w:cs="Times New Roman"/>
           <w:i/>
           <w:color w:val="FF0000"/>
+          <w:sz w:val="24"/>
           <w:lang w:val="uk-UA"/>
         </w:rPr>
         <w:t>Пс</w:t>
@@ -17445,6 +17463,7 @@
           <w:rFonts w:ascii="Times New Roman" w:eastAsia="Times New Roman" w:hAnsi="Times New Roman" w:cs="Times New Roman"/>
           <w:i/>
           <w:color w:val="FF0000"/>
+          <w:sz w:val="24"/>
           <w:lang w:val="uk-UA"/>
         </w:rPr>
         <w:t>. 117), глас 7</w:t>
@@ -17752,6 +17771,7 @@
           <w:b/>
           <w:i/>
           <w:color w:val="FF0000"/>
+          <w:sz w:val="24"/>
           <w:lang w:val="uk-UA"/>
         </w:rPr>
         <w:t>Тропарі</w:t>
@@ -18032,6 +18052,7 @@
           <w:b/>
           <w:i/>
           <w:color w:val="FF0000"/>
+          <w:sz w:val="24"/>
           <w:lang w:val="uk-UA"/>
         </w:rPr>
         <w:lastRenderedPageBreak/>
@@ -18044,6 +18065,7 @@
           <w:b/>
           <w:i/>
           <w:color w:val="FF0000"/>
+          <w:sz w:val="24"/>
           <w:lang w:val="uk-UA"/>
         </w:rPr>
         <w:t>єктенія</w:t>
@@ -18391,6 +18413,7 @@
           <w:b/>
           <w:i/>
           <w:color w:val="FF0000"/>
+          <w:sz w:val="24"/>
           <w:lang w:val="uk-UA"/>
         </w:rPr>
         <w:t xml:space="preserve">Перший </w:t>
@@ -18402,6 +18425,7 @@
           <w:b/>
           <w:i/>
           <w:color w:val="FF0000"/>
+          <w:sz w:val="24"/>
           <w:lang w:val="uk-UA"/>
         </w:rPr>
         <w:t>сідальний</w:t>
@@ -18627,6 +18651,7 @@
           <w:b/>
           <w:i/>
           <w:color w:val="FF0000"/>
+          <w:sz w:val="24"/>
           <w:lang w:val="uk-UA"/>
         </w:rPr>
         <w:t xml:space="preserve">Мала </w:t>
@@ -18638,6 +18663,7 @@
           <w:b/>
           <w:i/>
           <w:color w:val="FF0000"/>
+          <w:sz w:val="24"/>
           <w:lang w:val="uk-UA"/>
         </w:rPr>
         <w:t>єктенія</w:t>
@@ -19034,6 +19060,7 @@
           <w:b/>
           <w:i/>
           <w:color w:val="FF0000"/>
+          <w:sz w:val="24"/>
           <w:lang w:val="uk-UA"/>
         </w:rPr>
         <w:t xml:space="preserve">Другий </w:t>
@@ -19045,6 +19072,7 @@
           <w:b/>
           <w:i/>
           <w:color w:val="FF0000"/>
+          <w:sz w:val="24"/>
           <w:lang w:val="uk-UA"/>
         </w:rPr>
         <w:t>сідальний</w:t>
@@ -19219,6 +19247,7 @@
           <w:b/>
           <w:i/>
           <w:color w:val="FF0000"/>
+          <w:sz w:val="24"/>
           <w:lang w:val="uk-UA"/>
         </w:rPr>
         <w:t>Псалом 50</w:t>
@@ -20137,6 +20166,7 @@
           <w:rFonts w:ascii="Times New Roman" w:hAnsi="Times New Roman"/>
           <w:i/>
           <w:color w:val="FF0000"/>
+          <w:sz w:val="24"/>
         </w:rPr>
         <w:t>Пісня</w:t>
       </w:r>
@@ -20146,6 +20176,7 @@
           <w:rFonts w:ascii="Times New Roman" w:hAnsi="Times New Roman"/>
           <w:i/>
           <w:color w:val="FF0000"/>
+          <w:sz w:val="24"/>
         </w:rPr>
         <w:t xml:space="preserve"> 1</w:t>
       </w:r>
@@ -22447,6 +22478,7 @@
           <w:rFonts w:ascii="Times New Roman" w:hAnsi="Times New Roman"/>
           <w:i/>
           <w:color w:val="FF0000"/>
+          <w:sz w:val="24"/>
         </w:rPr>
         <w:t>Пісня</w:t>
       </w:r>
@@ -22456,6 +22488,7 @@
           <w:rFonts w:ascii="Times New Roman" w:hAnsi="Times New Roman"/>
           <w:i/>
           <w:color w:val="FF0000"/>
+          <w:sz w:val="24"/>
         </w:rPr>
         <w:t xml:space="preserve"> 3</w:t>
       </w:r>
@@ -24200,6 +24233,7 @@
           <w:rFonts w:ascii="Times New Roman" w:hAnsi="Times New Roman"/>
           <w:i/>
           <w:color w:val="FF0000"/>
+          <w:sz w:val="24"/>
         </w:rPr>
         <w:t>Мала</w:t>
       </w:r>
@@ -24209,6 +24243,7 @@
           <w:rFonts w:ascii="Times New Roman" w:hAnsi="Times New Roman"/>
           <w:i/>
           <w:color w:val="FF0000"/>
+          <w:sz w:val="24"/>
         </w:rPr>
         <w:t xml:space="preserve"> </w:t>
       </w:r>
@@ -24218,6 +24253,7 @@
           <w:rFonts w:ascii="Times New Roman" w:hAnsi="Times New Roman"/>
           <w:i/>
           <w:color w:val="FF0000"/>
+          <w:sz w:val="24"/>
         </w:rPr>
         <w:t>єктенія</w:t>
       </w:r>
@@ -26762,6 +26798,7 @@
           <w:rFonts w:ascii="Times New Roman" w:hAnsi="Times New Roman"/>
           <w:i/>
           <w:color w:val="FF0000"/>
+          <w:sz w:val="24"/>
         </w:rPr>
         <w:t>Пісня</w:t>
       </w:r>
@@ -26771,6 +26808,7 @@
           <w:rFonts w:ascii="Times New Roman" w:hAnsi="Times New Roman"/>
           <w:i/>
           <w:color w:val="FF0000"/>
+          <w:sz w:val="24"/>
         </w:rPr>
         <w:t xml:space="preserve"> 4</w:t>
       </w:r>
@@ -28928,6 +28966,7 @@
           <w:rFonts w:ascii="Times New Roman" w:hAnsi="Times New Roman"/>
           <w:i/>
           <w:color w:val="FF0000"/>
+          <w:sz w:val="24"/>
         </w:rPr>
         <w:t>Пісня</w:t>
       </w:r>
@@ -28937,6 +28976,7 @@
           <w:rFonts w:ascii="Times New Roman" w:hAnsi="Times New Roman"/>
           <w:i/>
           <w:color w:val="FF0000"/>
+          <w:sz w:val="24"/>
         </w:rPr>
         <w:t xml:space="preserve"> </w:t>
       </w:r>
@@ -28945,6 +28985,7 @@
           <w:rFonts w:ascii="Times New Roman" w:hAnsi="Times New Roman"/>
           <w:i/>
           <w:color w:val="FF0000"/>
+          <w:sz w:val="24"/>
         </w:rPr>
         <w:t>5</w:t>
       </w:r>
@@ -30808,6 +30849,7 @@
           <w:rFonts w:ascii="Times New Roman" w:hAnsi="Times New Roman"/>
           <w:i/>
           <w:color w:val="FF0000"/>
+          <w:sz w:val="24"/>
         </w:rPr>
         <w:t>Пісня</w:t>
       </w:r>
@@ -30817,6 +30859,7 @@
           <w:rFonts w:ascii="Times New Roman" w:hAnsi="Times New Roman"/>
           <w:i/>
           <w:color w:val="FF0000"/>
+          <w:sz w:val="24"/>
         </w:rPr>
         <w:t xml:space="preserve"> 6</w:t>
       </w:r>
@@ -32718,6 +32761,7 @@
           <w:rFonts w:ascii="Times New Roman" w:hAnsi="Times New Roman"/>
           <w:i/>
           <w:color w:val="FF0000"/>
+          <w:sz w:val="24"/>
         </w:rPr>
         <w:t>Мала</w:t>
       </w:r>
@@ -32727,6 +32771,7 @@
           <w:rFonts w:ascii="Times New Roman" w:hAnsi="Times New Roman"/>
           <w:i/>
           <w:color w:val="FF0000"/>
+          <w:sz w:val="24"/>
         </w:rPr>
         <w:t xml:space="preserve"> </w:t>
       </w:r>
@@ -32736,6 +32781,7 @@
           <w:rFonts w:ascii="Times New Roman" w:hAnsi="Times New Roman"/>
           <w:i/>
           <w:color w:val="FF0000"/>
+          <w:sz w:val="24"/>
         </w:rPr>
         <w:t>єктенія</w:t>
       </w:r>
@@ -35452,6 +35498,7 @@
           <w:rFonts w:ascii="Times New Roman" w:hAnsi="Times New Roman"/>
           <w:i/>
           <w:color w:val="FF0000"/>
+          <w:sz w:val="24"/>
         </w:rPr>
         <w:t>Пісня</w:t>
       </w:r>
@@ -35461,6 +35508,7 @@
           <w:rFonts w:ascii="Times New Roman" w:hAnsi="Times New Roman"/>
           <w:i/>
           <w:color w:val="FF0000"/>
+          <w:sz w:val="24"/>
         </w:rPr>
         <w:t xml:space="preserve"> 7</w:t>
       </w:r>
@@ -37180,6 +37228,7 @@
           <w:rFonts w:ascii="Times New Roman" w:hAnsi="Times New Roman"/>
           <w:i/>
           <w:color w:val="FF0000"/>
+          <w:sz w:val="24"/>
         </w:rPr>
         <w:t>Пісня</w:t>
       </w:r>
@@ -37189,6 +37238,7 @@
           <w:rFonts w:ascii="Times New Roman" w:hAnsi="Times New Roman"/>
           <w:i/>
           <w:color w:val="FF0000"/>
+          <w:sz w:val="24"/>
         </w:rPr>
         <w:t xml:space="preserve"> </w:t>
       </w:r>
@@ -37197,6 +37247,7 @@
           <w:rFonts w:ascii="Times New Roman" w:hAnsi="Times New Roman"/>
           <w:i/>
           <w:color w:val="FF0000"/>
+          <w:sz w:val="24"/>
         </w:rPr>
         <w:t>8</w:t>
       </w:r>
@@ -39914,6 +39965,7 @@
           <w:rFonts w:ascii="Times New Roman" w:hAnsi="Times New Roman"/>
           <w:i/>
           <w:color w:val="FF0000"/>
+          <w:sz w:val="24"/>
         </w:rPr>
         <w:t>Пісня</w:t>
       </w:r>
@@ -39923,6 +39975,7 @@
           <w:rFonts w:ascii="Times New Roman" w:hAnsi="Times New Roman"/>
           <w:i/>
           <w:color w:val="FF0000"/>
+          <w:sz w:val="24"/>
         </w:rPr>
         <w:t xml:space="preserve"> </w:t>
       </w:r>
@@ -39932,6 +39985,7 @@
           <w:rFonts w:ascii="Times New Roman" w:hAnsi="Times New Roman"/>
           <w:i/>
           <w:color w:val="FF0000"/>
+          <w:sz w:val="24"/>
         </w:rPr>
         <w:t>Богородиці</w:t>
       </w:r>
@@ -40337,6 +40391,7 @@
           <w:rFonts w:ascii="Times New Roman" w:hAnsi="Times New Roman"/>
           <w:i/>
           <w:color w:val="FF0000"/>
+          <w:sz w:val="24"/>
         </w:rPr>
         <w:t>Пісня</w:t>
       </w:r>
@@ -40346,6 +40401,7 @@
           <w:rFonts w:ascii="Times New Roman" w:hAnsi="Times New Roman"/>
           <w:i/>
           <w:color w:val="FF0000"/>
+          <w:sz w:val="24"/>
         </w:rPr>
         <w:t xml:space="preserve"> 9</w:t>
       </w:r>
@@ -42101,7 +42157,7 @@
       <w:proofErr w:type="spellEnd"/>
       <w:r>
         <w:rPr>
-          <w:rFonts w:ascii="Gungsuh" w:eastAsia="Gungsuh" w:hAnsi="Gungsuh" w:cs="Gungsuh"/>
+          <w:rFonts w:ascii="Times New Roman" w:eastAsia="Gungsuh" w:hAnsi="Times New Roman" w:cs="Gungsuh"/>
           <w:sz w:val="24"/>
           <w:szCs w:val="24"/>
         </w:rPr>
@@ -42456,6 +42512,7 @@
           <w:b/>
           <w:i/>
           <w:color w:val="FF0000"/>
+          <w:sz w:val="24"/>
           <w:lang w:val="uk-UA"/>
         </w:rPr>
         <w:t xml:space="preserve">Мала </w:t>
@@ -42467,6 +42524,7 @@
           <w:b/>
           <w:i/>
           <w:color w:val="FF0000"/>
+          <w:sz w:val="24"/>
           <w:lang w:val="uk-UA"/>
         </w:rPr>
         <w:t>єктенія</w:t>
@@ -42876,6 +42934,7 @@
           <w:b/>
           <w:i/>
           <w:color w:val="FF0000"/>
+          <w:sz w:val="24"/>
           <w:lang w:val="uk-UA"/>
         </w:rPr>
         <w:t>Світильний</w:t>
@@ -43853,6 +43912,7 @@
           <w:b/>
           <w:i/>
           <w:color w:val="FF0000"/>
+          <w:sz w:val="24"/>
           <w:lang w:val="uk-UA"/>
         </w:rPr>
         <w:t>Стихири</w:t>
@@ -44664,6 +44724,7 @@
           <w:b/>
           <w:i/>
           <w:color w:val="FF0000"/>
+          <w:sz w:val="24"/>
           <w:lang w:val="uk-UA"/>
         </w:rPr>
         <w:t>Велике славослов'я</w:t>
@@ -45365,6 +45426,7 @@
           <w:b/>
           <w:i/>
           <w:color w:val="FF0000"/>
+          <w:sz w:val="24"/>
           <w:lang w:val="uk-UA"/>
         </w:rPr>
         <w:t>Тропарі</w:t>
@@ -45478,6 +45540,7 @@
           <w:b/>
           <w:i/>
           <w:color w:val="FF0000"/>
+          <w:sz w:val="24"/>
           <w:lang w:val="uk-UA"/>
         </w:rPr>
         <w:t>Єктенія</w:t>
@@ -45489,6 +45552,7 @@
           <w:b/>
           <w:i/>
           <w:color w:val="FF0000"/>
+          <w:sz w:val="24"/>
           <w:lang w:val="uk-UA"/>
         </w:rPr>
         <w:t xml:space="preserve"> усильного благання</w:t>
@@ -46256,6 +46320,7 @@
           <w:b/>
           <w:i/>
           <w:color w:val="FF0000"/>
+          <w:sz w:val="24"/>
           <w:lang w:val="uk-UA"/>
         </w:rPr>
         <w:t xml:space="preserve">Прохальна </w:t>
@@ -46267,6 +46332,7 @@
           <w:b/>
           <w:i/>
           <w:color w:val="FF0000"/>
+          <w:sz w:val="24"/>
           <w:lang w:val="uk-UA"/>
         </w:rPr>
         <w:t>єктенія</w:t>

--- a/docx_resources/Вечірня-Утреня/В,У - Мінея/08-Серпень/13-__-віддання_Преображення.docx
+++ b/docx_resources/Вечірня-Утреня/В,У - Мінея/08-Серпень/13-__-віддання_Преображення.docx
@@ -138,7 +138,6 @@
         <w:rPr>
           <w:rFonts w:ascii="Times New Roman" w:hAnsi="Times New Roman" w:cs="Times New Roman"/>
           <w:b/>
-          <w:sz w:val="24"/>
         </w:rPr>
         <w:t>ВЕЧІРНЯ</w:t>
       </w:r>
@@ -1967,7 +1966,6 @@
           <w:b/>
           <w:i/>
           <w:color w:val="FF0000"/>
-          <w:sz w:val="24"/>
           <w:lang w:val="uk-UA"/>
         </w:rPr>
         <w:t>Вечірні молитви</w:t>
@@ -6027,7 +6025,6 @@
           <w:b/>
           <w:i/>
           <w:color w:val="FF0000"/>
-          <w:sz w:val="24"/>
           <w:lang w:val="uk-UA"/>
         </w:rPr>
         <w:t>Стихири</w:t>
@@ -7232,7 +7229,6 @@
           <w:b/>
           <w:i/>
           <w:color w:val="FF0000"/>
-          <w:sz w:val="24"/>
           <w:lang w:val="uk-UA"/>
         </w:rPr>
         <w:t>Прокімен</w:t>
@@ -7401,7 +7397,6 @@
           <w:b/>
           <w:i/>
           <w:color w:val="FF0000"/>
-          <w:sz w:val="24"/>
           <w:lang w:val="uk-UA"/>
         </w:rPr>
         <w:t>Сподоби, Господи</w:t>
@@ -7648,7 +7643,6 @@
           <w:b/>
           <w:i/>
           <w:color w:val="FF0000"/>
-          <w:sz w:val="24"/>
           <w:lang w:val="uk-UA"/>
         </w:rPr>
         <w:t xml:space="preserve">Прохальна </w:t>
@@ -7660,7 +7654,6 @@
           <w:b/>
           <w:i/>
           <w:color w:val="FF0000"/>
-          <w:sz w:val="24"/>
           <w:lang w:val="uk-UA"/>
         </w:rPr>
         <w:t>єктенія</w:t>
@@ -9524,7 +9517,6 @@
           <w:b/>
           <w:i/>
           <w:color w:val="FF0000"/>
-          <w:sz w:val="24"/>
           <w:lang w:val="uk-UA"/>
         </w:rPr>
         <w:t>Пісня Симеона</w:t>
@@ -9944,7 +9936,6 @@
           <w:b/>
           <w:i/>
           <w:color w:val="FF0000"/>
-          <w:sz w:val="24"/>
           <w:lang w:val="uk-UA"/>
         </w:rPr>
         <w:t>Тропарі</w:t>
@@ -10055,7 +10046,6 @@
           <w:b/>
           <w:i/>
           <w:color w:val="FF0000"/>
-          <w:sz w:val="24"/>
           <w:lang w:val="uk-UA"/>
         </w:rPr>
         <w:t>Єктенія</w:t>
@@ -10067,7 +10057,6 @@
           <w:b/>
           <w:i/>
           <w:color w:val="FF0000"/>
-          <w:sz w:val="24"/>
           <w:lang w:val="uk-UA"/>
         </w:rPr>
         <w:t xml:space="preserve"> усильного благання</w:t>
@@ -11221,7 +11210,6 @@
           <w:b/>
           <w:i/>
           <w:color w:val="FF0000"/>
-          <w:sz w:val="24"/>
           <w:lang w:val="uk-UA"/>
         </w:rPr>
         <w:lastRenderedPageBreak/>
@@ -11361,7 +11349,6 @@
         <w:rPr>
           <w:rFonts w:ascii="Times New Roman" w:hAnsi="Times New Roman" w:cs="Times New Roman"/>
           <w:b/>
-          <w:sz w:val="24"/>
         </w:rPr>
         <w:lastRenderedPageBreak/>
         <w:t>УТРЕНЯ</w:t>
@@ -14507,7 +14494,6 @@
           <w:b/>
           <w:i/>
           <w:color w:val="FF0000"/>
-          <w:sz w:val="24"/>
           <w:lang w:val="uk-UA"/>
         </w:rPr>
         <w:t>Утренні</w:t>
@@ -14519,7 +14505,6 @@
           <w:b/>
           <w:i/>
           <w:color w:val="FF0000"/>
-          <w:sz w:val="24"/>
           <w:lang w:val="uk-UA"/>
         </w:rPr>
         <w:t xml:space="preserve"> молитви</w:t>
@@ -17431,7 +17416,6 @@
           <w:b/>
           <w:i/>
           <w:color w:val="FF0000"/>
-          <w:sz w:val="24"/>
           <w:lang w:val="uk-UA"/>
         </w:rPr>
         <w:t>Бог Господь...</w:t>
@@ -17441,7 +17425,6 @@
           <w:rFonts w:ascii="Times New Roman" w:eastAsia="Times New Roman" w:hAnsi="Times New Roman" w:cs="Times New Roman"/>
           <w:i/>
           <w:color w:val="FF0000"/>
-          <w:sz w:val="24"/>
           <w:lang w:val="uk-UA"/>
         </w:rPr>
         <w:t xml:space="preserve"> (</w:t>
@@ -17452,7 +17435,6 @@
           <w:rFonts w:ascii="Times New Roman" w:eastAsia="Times New Roman" w:hAnsi="Times New Roman" w:cs="Times New Roman"/>
           <w:i/>
           <w:color w:val="FF0000"/>
-          <w:sz w:val="24"/>
           <w:lang w:val="uk-UA"/>
         </w:rPr>
         <w:t>Пс</w:t>
@@ -17463,7 +17445,6 @@
           <w:rFonts w:ascii="Times New Roman" w:eastAsia="Times New Roman" w:hAnsi="Times New Roman" w:cs="Times New Roman"/>
           <w:i/>
           <w:color w:val="FF0000"/>
-          <w:sz w:val="24"/>
           <w:lang w:val="uk-UA"/>
         </w:rPr>
         <w:t>. 117), глас 7</w:t>
@@ -17771,7 +17752,6 @@
           <w:b/>
           <w:i/>
           <w:color w:val="FF0000"/>
-          <w:sz w:val="24"/>
           <w:lang w:val="uk-UA"/>
         </w:rPr>
         <w:t>Тропарі</w:t>
@@ -18052,7 +18032,6 @@
           <w:b/>
           <w:i/>
           <w:color w:val="FF0000"/>
-          <w:sz w:val="24"/>
           <w:lang w:val="uk-UA"/>
         </w:rPr>
         <w:lastRenderedPageBreak/>
@@ -18065,7 +18044,6 @@
           <w:b/>
           <w:i/>
           <w:color w:val="FF0000"/>
-          <w:sz w:val="24"/>
           <w:lang w:val="uk-UA"/>
         </w:rPr>
         <w:t>єктенія</w:t>
@@ -18413,7 +18391,6 @@
           <w:b/>
           <w:i/>
           <w:color w:val="FF0000"/>
-          <w:sz w:val="24"/>
           <w:lang w:val="uk-UA"/>
         </w:rPr>
         <w:t xml:space="preserve">Перший </w:t>
@@ -18425,7 +18402,6 @@
           <w:b/>
           <w:i/>
           <w:color w:val="FF0000"/>
-          <w:sz w:val="24"/>
           <w:lang w:val="uk-UA"/>
         </w:rPr>
         <w:t>сідальний</w:t>
@@ -18651,7 +18627,6 @@
           <w:b/>
           <w:i/>
           <w:color w:val="FF0000"/>
-          <w:sz w:val="24"/>
           <w:lang w:val="uk-UA"/>
         </w:rPr>
         <w:t xml:space="preserve">Мала </w:t>
@@ -18663,7 +18638,6 @@
           <w:b/>
           <w:i/>
           <w:color w:val="FF0000"/>
-          <w:sz w:val="24"/>
           <w:lang w:val="uk-UA"/>
         </w:rPr>
         <w:t>єктенія</w:t>
@@ -19060,7 +19034,6 @@
           <w:b/>
           <w:i/>
           <w:color w:val="FF0000"/>
-          <w:sz w:val="24"/>
           <w:lang w:val="uk-UA"/>
         </w:rPr>
         <w:t xml:space="preserve">Другий </w:t>
@@ -19072,7 +19045,6 @@
           <w:b/>
           <w:i/>
           <w:color w:val="FF0000"/>
-          <w:sz w:val="24"/>
           <w:lang w:val="uk-UA"/>
         </w:rPr>
         <w:t>сідальний</w:t>
@@ -19247,7 +19219,6 @@
           <w:b/>
           <w:i/>
           <w:color w:val="FF0000"/>
-          <w:sz w:val="24"/>
           <w:lang w:val="uk-UA"/>
         </w:rPr>
         <w:t>Псалом 50</w:t>
@@ -20166,7 +20137,6 @@
           <w:rFonts w:ascii="Times New Roman" w:hAnsi="Times New Roman"/>
           <w:i/>
           <w:color w:val="FF0000"/>
-          <w:sz w:val="24"/>
         </w:rPr>
         <w:t>Пісня</w:t>
       </w:r>
@@ -20176,7 +20146,6 @@
           <w:rFonts w:ascii="Times New Roman" w:hAnsi="Times New Roman"/>
           <w:i/>
           <w:color w:val="FF0000"/>
-          <w:sz w:val="24"/>
         </w:rPr>
         <w:t xml:space="preserve"> 1</w:t>
       </w:r>
@@ -22478,7 +22447,6 @@
           <w:rFonts w:ascii="Times New Roman" w:hAnsi="Times New Roman"/>
           <w:i/>
           <w:color w:val="FF0000"/>
-          <w:sz w:val="24"/>
         </w:rPr>
         <w:t>Пісня</w:t>
       </w:r>
@@ -22488,7 +22456,6 @@
           <w:rFonts w:ascii="Times New Roman" w:hAnsi="Times New Roman"/>
           <w:i/>
           <w:color w:val="FF0000"/>
-          <w:sz w:val="24"/>
         </w:rPr>
         <w:t xml:space="preserve"> 3</w:t>
       </w:r>
@@ -24233,7 +24200,6 @@
           <w:rFonts w:ascii="Times New Roman" w:hAnsi="Times New Roman"/>
           <w:i/>
           <w:color w:val="FF0000"/>
-          <w:sz w:val="24"/>
         </w:rPr>
         <w:t>Мала</w:t>
       </w:r>
@@ -24243,7 +24209,6 @@
           <w:rFonts w:ascii="Times New Roman" w:hAnsi="Times New Roman"/>
           <w:i/>
           <w:color w:val="FF0000"/>
-          <w:sz w:val="24"/>
         </w:rPr>
         <w:t xml:space="preserve"> </w:t>
       </w:r>
@@ -24253,7 +24218,6 @@
           <w:rFonts w:ascii="Times New Roman" w:hAnsi="Times New Roman"/>
           <w:i/>
           <w:color w:val="FF0000"/>
-          <w:sz w:val="24"/>
         </w:rPr>
         <w:t>єктенія</w:t>
       </w:r>
@@ -26798,7 +26762,6 @@
           <w:rFonts w:ascii="Times New Roman" w:hAnsi="Times New Roman"/>
           <w:i/>
           <w:color w:val="FF0000"/>
-          <w:sz w:val="24"/>
         </w:rPr>
         <w:t>Пісня</w:t>
       </w:r>
@@ -26808,7 +26771,6 @@
           <w:rFonts w:ascii="Times New Roman" w:hAnsi="Times New Roman"/>
           <w:i/>
           <w:color w:val="FF0000"/>
-          <w:sz w:val="24"/>
         </w:rPr>
         <w:t xml:space="preserve"> 4</w:t>
       </w:r>
@@ -28966,7 +28928,6 @@
           <w:rFonts w:ascii="Times New Roman" w:hAnsi="Times New Roman"/>
           <w:i/>
           <w:color w:val="FF0000"/>
-          <w:sz w:val="24"/>
         </w:rPr>
         <w:t>Пісня</w:t>
       </w:r>
@@ -28976,7 +28937,6 @@
           <w:rFonts w:ascii="Times New Roman" w:hAnsi="Times New Roman"/>
           <w:i/>
           <w:color w:val="FF0000"/>
-          <w:sz w:val="24"/>
         </w:rPr>
         <w:t xml:space="preserve"> </w:t>
       </w:r>
@@ -28985,7 +28945,6 @@
           <w:rFonts w:ascii="Times New Roman" w:hAnsi="Times New Roman"/>
           <w:i/>
           <w:color w:val="FF0000"/>
-          <w:sz w:val="24"/>
         </w:rPr>
         <w:t>5</w:t>
       </w:r>
@@ -30849,7 +30808,6 @@
           <w:rFonts w:ascii="Times New Roman" w:hAnsi="Times New Roman"/>
           <w:i/>
           <w:color w:val="FF0000"/>
-          <w:sz w:val="24"/>
         </w:rPr>
         <w:t>Пісня</w:t>
       </w:r>
@@ -30859,7 +30817,6 @@
           <w:rFonts w:ascii="Times New Roman" w:hAnsi="Times New Roman"/>
           <w:i/>
           <w:color w:val="FF0000"/>
-          <w:sz w:val="24"/>
         </w:rPr>
         <w:t xml:space="preserve"> 6</w:t>
       </w:r>
@@ -32761,7 +32718,6 @@
           <w:rFonts w:ascii="Times New Roman" w:hAnsi="Times New Roman"/>
           <w:i/>
           <w:color w:val="FF0000"/>
-          <w:sz w:val="24"/>
         </w:rPr>
         <w:t>Мала</w:t>
       </w:r>
@@ -32771,7 +32727,6 @@
           <w:rFonts w:ascii="Times New Roman" w:hAnsi="Times New Roman"/>
           <w:i/>
           <w:color w:val="FF0000"/>
-          <w:sz w:val="24"/>
         </w:rPr>
         <w:t xml:space="preserve"> </w:t>
       </w:r>
@@ -32781,7 +32736,6 @@
           <w:rFonts w:ascii="Times New Roman" w:hAnsi="Times New Roman"/>
           <w:i/>
           <w:color w:val="FF0000"/>
-          <w:sz w:val="24"/>
         </w:rPr>
         <w:t>єктенія</w:t>
       </w:r>
@@ -35498,7 +35452,6 @@
           <w:rFonts w:ascii="Times New Roman" w:hAnsi="Times New Roman"/>
           <w:i/>
           <w:color w:val="FF0000"/>
-          <w:sz w:val="24"/>
         </w:rPr>
         <w:t>Пісня</w:t>
       </w:r>
@@ -35508,7 +35461,6 @@
           <w:rFonts w:ascii="Times New Roman" w:hAnsi="Times New Roman"/>
           <w:i/>
           <w:color w:val="FF0000"/>
-          <w:sz w:val="24"/>
         </w:rPr>
         <w:t xml:space="preserve"> 7</w:t>
       </w:r>
@@ -37228,7 +37180,6 @@
           <w:rFonts w:ascii="Times New Roman" w:hAnsi="Times New Roman"/>
           <w:i/>
           <w:color w:val="FF0000"/>
-          <w:sz w:val="24"/>
         </w:rPr>
         <w:t>Пісня</w:t>
       </w:r>
@@ -37238,7 +37189,6 @@
           <w:rFonts w:ascii="Times New Roman" w:hAnsi="Times New Roman"/>
           <w:i/>
           <w:color w:val="FF0000"/>
-          <w:sz w:val="24"/>
         </w:rPr>
         <w:t xml:space="preserve"> </w:t>
       </w:r>
@@ -37247,7 +37197,6 @@
           <w:rFonts w:ascii="Times New Roman" w:hAnsi="Times New Roman"/>
           <w:i/>
           <w:color w:val="FF0000"/>
-          <w:sz w:val="24"/>
         </w:rPr>
         <w:t>8</w:t>
       </w:r>
@@ -39965,7 +39914,6 @@
           <w:rFonts w:ascii="Times New Roman" w:hAnsi="Times New Roman"/>
           <w:i/>
           <w:color w:val="FF0000"/>
-          <w:sz w:val="24"/>
         </w:rPr>
         <w:t>Пісня</w:t>
       </w:r>
@@ -39975,7 +39923,6 @@
           <w:rFonts w:ascii="Times New Roman" w:hAnsi="Times New Roman"/>
           <w:i/>
           <w:color w:val="FF0000"/>
-          <w:sz w:val="24"/>
         </w:rPr>
         <w:t xml:space="preserve"> </w:t>
       </w:r>
@@ -39985,7 +39932,6 @@
           <w:rFonts w:ascii="Times New Roman" w:hAnsi="Times New Roman"/>
           <w:i/>
           <w:color w:val="FF0000"/>
-          <w:sz w:val="24"/>
         </w:rPr>
         <w:t>Богородиці</w:t>
       </w:r>
@@ -40391,7 +40337,6 @@
           <w:rFonts w:ascii="Times New Roman" w:hAnsi="Times New Roman"/>
           <w:i/>
           <w:color w:val="FF0000"/>
-          <w:sz w:val="24"/>
         </w:rPr>
         <w:t>Пісня</w:t>
       </w:r>
@@ -40401,7 +40346,6 @@
           <w:rFonts w:ascii="Times New Roman" w:hAnsi="Times New Roman"/>
           <w:i/>
           <w:color w:val="FF0000"/>
-          <w:sz w:val="24"/>
         </w:rPr>
         <w:t xml:space="preserve"> 9</w:t>
       </w:r>
@@ -42157,7 +42101,7 @@
       <w:proofErr w:type="spellEnd"/>
       <w:r>
         <w:rPr>
-          <w:rFonts w:ascii="Times New Roman" w:eastAsia="Gungsuh" w:hAnsi="Times New Roman" w:cs="Gungsuh"/>
+          <w:rFonts w:ascii="Gungsuh" w:eastAsia="Gungsuh" w:hAnsi="Gungsuh" w:cs="Gungsuh"/>
           <w:sz w:val="24"/>
           <w:szCs w:val="24"/>
         </w:rPr>
@@ -42512,7 +42456,6 @@
           <w:b/>
           <w:i/>
           <w:color w:val="FF0000"/>
-          <w:sz w:val="24"/>
           <w:lang w:val="uk-UA"/>
         </w:rPr>
         <w:t xml:space="preserve">Мала </w:t>
@@ -42524,7 +42467,6 @@
           <w:b/>
           <w:i/>
           <w:color w:val="FF0000"/>
-          <w:sz w:val="24"/>
           <w:lang w:val="uk-UA"/>
         </w:rPr>
         <w:t>єктенія</w:t>
@@ -42934,7 +42876,6 @@
           <w:b/>
           <w:i/>
           <w:color w:val="FF0000"/>
-          <w:sz w:val="24"/>
           <w:lang w:val="uk-UA"/>
         </w:rPr>
         <w:t>Світильний</w:t>
@@ -43912,7 +43853,6 @@
           <w:b/>
           <w:i/>
           <w:color w:val="FF0000"/>
-          <w:sz w:val="24"/>
           <w:lang w:val="uk-UA"/>
         </w:rPr>
         <w:t>Стихири</w:t>
@@ -44724,7 +44664,6 @@
           <w:b/>
           <w:i/>
           <w:color w:val="FF0000"/>
-          <w:sz w:val="24"/>
           <w:lang w:val="uk-UA"/>
         </w:rPr>
         <w:t>Велике славослов'я</w:t>
@@ -45426,7 +45365,6 @@
           <w:b/>
           <w:i/>
           <w:color w:val="FF0000"/>
-          <w:sz w:val="24"/>
           <w:lang w:val="uk-UA"/>
         </w:rPr>
         <w:t>Тропарі</w:t>
@@ -45540,7 +45478,6 @@
           <w:b/>
           <w:i/>
           <w:color w:val="FF0000"/>
-          <w:sz w:val="24"/>
           <w:lang w:val="uk-UA"/>
         </w:rPr>
         <w:t>Єктенія</w:t>
@@ -45552,7 +45489,6 @@
           <w:b/>
           <w:i/>
           <w:color w:val="FF0000"/>
-          <w:sz w:val="24"/>
           <w:lang w:val="uk-UA"/>
         </w:rPr>
         <w:t xml:space="preserve"> усильного благання</w:t>
@@ -46320,7 +46256,6 @@
           <w:b/>
           <w:i/>
           <w:color w:val="FF0000"/>
-          <w:sz w:val="24"/>
           <w:lang w:val="uk-UA"/>
         </w:rPr>
         <w:t xml:space="preserve">Прохальна </w:t>
@@ -46332,7 +46267,6 @@
           <w:b/>
           <w:i/>
           <w:color w:val="FF0000"/>
-          <w:sz w:val="24"/>
           <w:lang w:val="uk-UA"/>
         </w:rPr>
         <w:t>єктенія</w:t>
